--- a/eng/docx/43.content.docx
+++ b/eng/docx/43.content.docx
@@ -28,22 +28,6 @@
       </w:r>
     </w:p>
     <w:p>
-      <w:pPr>
-        <w:pStyle w:val="Heading2"/>
-      </w:pPr>
-      <w:r>
-        <w:rPr>
-          <w:lang w:val="en_US" w:bidi="en_US"/>
-        </w:rPr>
-        <w:t>License Information</w:t>
-      </w:r>
-      <w:r>
-        <w:rPr>
-          <w:lang w:val="en_US" w:bidi="en_US"/>
-        </w:rPr>
-      </w:r>
-    </w:p>
-    <w:p>
       <w:pPr/>
       <w:r>
         <w:rPr>
@@ -55,86 +39,25 @@
           <w:b/>
           <w:lang w:val="en_US" w:bidi="en_US"/>
         </w:rPr>
-        <w:t>Study Notes (Biblica)</w:t>
-      </w:r>
-      <w:r>
-        <w:rPr>
-          <w:lang w:val="en_US" w:bidi="en_US"/>
-        </w:rPr>
-        <w:t xml:space="preserve"> is based on</w:t>
-      </w:r>
-      <w:r>
-        <w:rPr>
-          <w:lang w:val="en_US" w:bidi="en_US"/>
-        </w:rPr>
-        <w:t xml:space="preserve">: </w:t>
-      </w:r>
-      <w:r>
-        <w:rPr>
-          <w:lang w:val="en_US" w:bidi="en_US"/>
-        </w:rPr>
         <w:t>Biblica Study Notes</w:t>
       </w:r>
       <w:r>
         <w:rPr>
           <w:lang w:val="en_US" w:bidi="en_US"/>
         </w:rPr>
-        <w:t xml:space="preserve">, </w:t>
-      </w:r>
-      <w:hyperlink r:id="rId13">
-        <w:r>
-          <w:rPr>
-            <w:lang w:val="en_US" w:bidi="en_US"/>
-          </w:rPr>
-          <w:rPr>
-            <w:color w:val="0000EE"/>
-            <w:u w:val="single"/>
-          </w:rPr>
-          <w:t>Biblica Inc.</w:t>
-        </w:r>
-      </w:hyperlink>
-      <w:r>
-        <w:rPr>
-          <w:lang w:val="en_US" w:bidi="en_US"/>
-        </w:rPr>
-        <w:t xml:space="preserve">, 2023, which is licensed under a </w:t>
-      </w:r>
-      <w:hyperlink r:id="rId14">
-        <w:r>
-          <w:rPr>
-            <w:lang w:val="en_US" w:bidi="en_US"/>
-          </w:rPr>
-          <w:rPr>
-            <w:color w:val="0000EE"/>
-            <w:u w:val="single"/>
-          </w:rPr>
-          <w:t>CC BY-SA 4.0 license</w:t>
-        </w:r>
-      </w:hyperlink>
-      <w:r>
-        <w:rPr>
-          <w:lang w:val="en_US" w:bidi="en_US"/>
-        </w:rPr>
-        <w:t>.</w:t>
-      </w:r>
-      <w:r>
-        <w:rPr>
-          <w:lang w:val="en_US" w:bidi="en_US"/>
-        </w:rPr>
-      </w:r>
-    </w:p>
-    <w:p>
-      <w:pPr/>
-      <w:r>
-        <w:rPr>
-          <w:lang w:val="en_US" w:bidi="en_US"/>
-        </w:rPr>
-      </w:r>
-      <w:r>
-        <w:rPr>
-          <w:lang w:val="en_US" w:bidi="en_US"/>
-        </w:rPr>
-        <w:t>This PDF version is provided under the same license.</w:t>
+        <w:t xml:space="preserve"> © 2023 Biblica Inc. Released under CC BY-SA 4.0 license. </w:t>
+      </w:r>
+      <w:r>
+        <w:rPr>
+          <w:lang w:val="en_US" w:bidi="en_US"/>
+        </w:rPr>
+        <w:t>Biblica Study Notes</w:t>
+      </w:r>
+      <w:r>
+        <w:rPr>
+          <w:lang w:val="en_US" w:bidi="en_US"/>
+        </w:rPr>
+        <w:t xml:space="preserve"> has been adapted in the following languages: Tok Pisin, Arabic (عربي), French (Français), Hindi (हिंदी), Indonesian (Bahasa Indonesia), Portuguese (Português), Russian (Русский), Spanish (Español), Swahili (Kiswahili), and Simplified Chinese (简体中文)from Biblica Study Notes © 2023 Biblica Inc. Released under CC BY-SA 4.0 license by Mission Mutual</w:t>
       </w:r>
       <w:r>
         <w:rPr>
@@ -456,13 +379,13 @@
         <w:rPr>
           <w:lang w:val="en_US" w:bidi="en_US"/>
         </w:rPr>
-        <w:t>John the Baptist</w:t>
-      </w:r>
-      <w:r>
-        <w:rPr>
-          <w:lang w:val="en_US" w:bidi="en_US"/>
-        </w:rPr>
-        <w:t xml:space="preserve"> was the first witness to talk about who Jesus is. John the Baptist wanted all people to believe something. He wanted them to believe that God had come to earth through Jesus. Believing that Jesus is God makes people God’s children and part of his family.</w:t>
+        <w:t xml:space="preserve">John the Baptist </w:t>
+      </w:r>
+      <w:r>
+        <w:rPr>
+          <w:lang w:val="en_US" w:bidi="en_US"/>
+        </w:rPr>
+        <w:t>was the first witness to talk about who Jesus is. John the Baptist wanted all people to believe something. He wanted them to believe that God had come to earth through Jesus. Believing that Jesus is God makes people God’s children and part of his family.</w:t>
       </w:r>
     </w:p>
     <w:p>

--- a/eng/docx/43.content.docx
+++ b/eng/docx/43.content.docx
@@ -116,26 +116,6 @@
           <w:lang w:val="en_US" w:bidi="en_US"/>
         </w:rPr>
         <w:t>JHN</w:t>
-      </w:r>
-      <w:r>
-        <w:rPr>
-          <w:lang w:val="en_US" w:bidi="en_US"/>
-        </w:rPr>
-      </w:r>
-    </w:p>
-    <w:p>
-      <w:pPr/>
-      <w:r>
-        <w:rPr>
-          <w:lang w:val="en_US" w:bidi="en_US"/>
-        </w:rPr>
-      </w:r>
-      <w:r>
-        <w:rPr>
-          <w:i/>
-          <w:lang w:val="en_US" w:bidi="en_US"/>
-        </w:rPr>
-        <w:t>John 1:1–18, John 1:19–34, John 1:35–51, John 2:1–12, John 2:13–25, John 3:1–21, John 3:22–36, John 4:1–26, John 4:27–42, John 4:43–54, John 5:1–15, John 5:16–30, John 5:31–47, John 6:1–21, John 6:22–59, John 6:60–71, John 7:1–36, John 7:37–53, John 8:1–11, John 8:12–30, John 8:31–59, John 9:1–12, John 9:13–34, John 9:35–10:21, John 10:22–42, John 11:1–16, John 11:17–45, John 11:46–57, John 12:1–11, John 12:12–36, John 12:37–50, John 13:1–17, John 13:18–38, John 14:1–21, John 14:22–31, John 15:1–27, John 16:1–15, John 16:16–33, John 17:1–26, John 18:1–11, John 18:12–27, John 18:28–40, John 19:1–16, John 19:17–37, John 19:38–42, John 20:1–18, John 20:19–31, John 21:1–14, John 21:15–25</w:t>
       </w:r>
       <w:r>
         <w:rPr>

--- a/eng/docx/43.content.docx
+++ b/eng/docx/43.content.docx
@@ -19,7 +19,7 @@
         <w:rPr>
           <w:lang w:val="en_US" w:bidi="en_US"/>
         </w:rPr>
-        <w:t>Resource: Study Notes (Biblica)</w:t>
+        <w:t>Resource: Biblica Study Notes</w:t>
       </w:r>
       <w:r>
         <w:rPr>
@@ -78,7 +78,7 @@
         <w:rPr>
           <w:lang w:val="en_US" w:bidi="en_US"/>
         </w:rPr>
-        <w:t>Study Notes (Biblica)</w:t>
+        <w:t>Biblica Study Notes</w:t>
       </w:r>
     </w:p>
     <w:p>
